--- a/EXERCICES/LOT DV - Developpement et API/DV-02/DV-02_fiche.docx
+++ b/EXERCICES/LOT DV - Developpement et API/DV-02/DV-02_fiche.docx
@@ -443,7 +443,7 @@
                 <w:b w:val="0"/>
                 <w:sz w:val="19"/>
               </w:rPr>
-              <w:t>NumericTolerance — tolérance 1</w:t>
+              <w:t>NumericTolerance — tolérance 5</w:t>
             </w:r>
           </w:p>
         </w:tc>
@@ -737,6 +737,61 @@
     </w:p>
     <w:p>
       <w:pPr>
+        <w:spacing w:before="80" w:after="40"/>
+        <w:jc w:val="center"/>
+      </w:pPr>
+      <w:r>
+        <w:drawing>
+          <wp:inline xmlns:a="http://schemas.openxmlformats.org/drawingml/2006/main" xmlns:pic="http://schemas.openxmlformats.org/drawingml/2006/picture">
+            <wp:extent cx="5903999" cy="1569025"/>
+            <wp:docPr id="1" name="Picture 1"/>
+            <wp:cNvGraphicFramePr>
+              <a:graphicFrameLocks noChangeAspect="1"/>
+            </wp:cNvGraphicFramePr>
+            <a:graphic>
+              <a:graphicData uri="http://schemas.openxmlformats.org/drawingml/2006/picture">
+                <pic:pic>
+                  <pic:nvPicPr>
+                    <pic:cNvPr id="0" name="DV-02_canvas_sujet.png"/>
+                    <pic:cNvPicPr/>
+                  </pic:nvPicPr>
+                  <pic:blipFill>
+                    <a:blip r:embed="rId10"/>
+                    <a:stretch>
+                      <a:fillRect/>
+                    </a:stretch>
+                  </pic:blipFill>
+                  <pic:spPr>
+                    <a:xfrm>
+                      <a:off x="0" y="0"/>
+                      <a:ext cx="5903999" cy="1569025"/>
+                    </a:xfrm>
+                    <a:prstGeom prst="rect"/>
+                  </pic:spPr>
+                </pic:pic>
+              </a:graphicData>
+            </a:graphic>
+          </wp:inline>
+        </w:drawing>
+      </w:r>
+    </w:p>
+    <w:p>
+      <w:pPr>
+        <w:spacing w:after="160"/>
+        <w:jc w:val="center"/>
+      </w:pPr>
+      <w:r>
+        <w:rPr>
+          <w:rFonts w:ascii="Calibri" w:hAnsi="Calibri"/>
+          <w:i/>
+          <w:color w:val="444A52"/>
+          <w:sz w:val="18"/>
+        </w:rPr>
+        <w:t>Le canvas à l'ouverture de DV-02_sujet.gh : les données fournies et le paramètre REPONSE.</w:t>
+      </w:r>
+    </w:p>
+    <w:p>
+      <w:pPr>
         <w:spacing w:before="200" w:after="60"/>
       </w:pPr>
       <w:r>
@@ -788,7 +843,7 @@
           <w:i w:val="0"/>
           <w:sz w:val="21"/>
         </w:rPr>
-        <w:t>La longueur cumulée des portions trop cintrées, à 1 mm près.</w:t>
+        <w:t>La longueur cumulée des portions trop cintrées, à 5 mm près.</w:t>
       </w:r>
     </w:p>
     <w:p>
@@ -802,7 +857,7 @@
           <w:i/>
           <w:sz w:val="21"/>
         </w:rPr>
-        <w:t>Branchez votre résultat sur le paramètre REPONSE. La correction compare cette sortie en mode NumericTolerance, avec une tolérance de 1.</w:t>
+        <w:t>Branchez votre résultat sur le paramètre REPONSE. La correction compare cette sortie en mode NumericTolerance, avec une tolérance de 5.</w:t>
       </w:r>
     </w:p>
     <w:p>
@@ -909,6 +964,61 @@
       <w:pPr>
         <w:spacing w:after="0"/>
       </w:pPr>
+    </w:p>
+    <w:p>
+      <w:pPr>
+        <w:spacing w:before="80" w:after="40"/>
+        <w:jc w:val="center"/>
+      </w:pPr>
+      <w:r>
+        <w:drawing>
+          <wp:inline xmlns:a="http://schemas.openxmlformats.org/drawingml/2006/main" xmlns:pic="http://schemas.openxmlformats.org/drawingml/2006/picture">
+            <wp:extent cx="5903999" cy="4033529"/>
+            <wp:docPr id="2" name="Picture 2"/>
+            <wp:cNvGraphicFramePr>
+              <a:graphicFrameLocks noChangeAspect="1"/>
+            </wp:cNvGraphicFramePr>
+            <a:graphic>
+              <a:graphicData uri="http://schemas.openxmlformats.org/drawingml/2006/picture">
+                <pic:pic>
+                  <pic:nvPicPr>
+                    <pic:cNvPr id="0" name="DV-02_canvas_corrige.png"/>
+                    <pic:cNvPicPr/>
+                  </pic:nvPicPr>
+                  <pic:blipFill>
+                    <a:blip r:embed="rId11"/>
+                    <a:stretch>
+                      <a:fillRect/>
+                    </a:stretch>
+                  </pic:blipFill>
+                  <pic:spPr>
+                    <a:xfrm>
+                      <a:off x="0" y="0"/>
+                      <a:ext cx="5903999" cy="4033529"/>
+                    </a:xfrm>
+                    <a:prstGeom prst="rect"/>
+                  </pic:spPr>
+                </pic:pic>
+              </a:graphicData>
+            </a:graphic>
+          </wp:inline>
+        </w:drawing>
+      </w:r>
+    </w:p>
+    <w:p>
+      <w:pPr>
+        <w:spacing w:after="160"/>
+        <w:jc w:val="center"/>
+      </w:pPr>
+      <w:r>
+        <w:rPr>
+          <w:rFonts w:ascii="Calibri" w:hAnsi="Calibri"/>
+          <w:i/>
+          <w:color w:val="444A52"/>
+          <w:sz w:val="18"/>
+        </w:rPr>
+        <w:t>La zone corrigé. Elle est autonome : les données fournies y sont recopiées, aucun câble ne la relie à la zone sujet.</w:t>
+      </w:r>
     </w:p>
     <w:p>
       <w:pPr>
@@ -1092,7 +1202,7 @@
                 <w:rFonts w:ascii="Calibri" w:hAnsi="Calibri"/>
                 <w:sz w:val="20"/>
               </w:rPr>
-              <w:t>Échantillonner la courbe trop grossièrement. La courbure varie continûment : un échantillon tous les 50 mm peut enjamber entièrement une zone trop cintrée et conclure que la pièce est fabricable. Le pas d'échantillonnage est un choix, et il doit être justifié.</w:t>
+              <w:t>Échantillonner la courbe trop grossièrement. La courbure varie continûment : sur un développé de près de six mètres, un échantillon tous les 200 mm peut enjamber entièrement la zone trop cintrée et conclure que la pièce est fabricable. Le pas d'échantillonnage est un choix, et il doit être justifié — seconde erreur, plus discrète : échantillonner à pas de PARAMÈTRE constant et non à pas de LONGUEUR constante. Les paramètres se resserrent dans les courbes, et la zone trop cintrée ressort quatre fois trop longue.</w:t>
             </w:r>
           </w:p>
         </w:tc>
@@ -1210,7 +1320,7 @@
           <w:i w:val="0"/>
           <w:sz w:val="21"/>
         </w:rPr>
-        <w:t>La courbe présente une zone serrée d'une soixantaine de millimètres : assez large pour être trouvée avec un pas raisonnable, assez étroite pour être manquée avec un pas négligent.</w:t>
+        <w:t>Le tracé mesure 5 988 mm et son rayon tombe à 155 mm sur un coude unique : quelque 106 mm passent sous les 250 mm admis, soit moins de deux pour cent du développé. Assez large pour être trouvé avec un pas raisonnable, assez étroit pour être manqué avec un pas négligent. La tolérance de 5 mm sanctionne la détection, non la finesse du pas : un point tous les 10 mm suffit à passer, un point tous les 20 mm ne suffit plus.</w:t>
       </w:r>
     </w:p>
     <w:p>

--- a/EXERCICES/LOT DV - Developpement et API/DV-02/DV-02_fiche.docx
+++ b/EXERCICES/LOT DV - Developpement et API/DV-02/DV-02_fiche.docx
@@ -545,7 +545,7 @@
                 <w:b w:val="0"/>
                 <w:sz w:val="19"/>
               </w:rPr>
-              <w:t>v0.3-260826 — Ind. B — 26/08/2026</w:t>
+              <w:t>v0.4-260901 — Ind. B — 26/08/2026</w:t>
             </w:r>
           </w:p>
         </w:tc>
@@ -1466,7 +1466,7 @@
         <w:color w:val="444A52"/>
         <w:sz w:val="16"/>
       </w:rPr>
-      <w:t>Magpie · DV-02 — Un composant scripté qui parle à RhinoCommon · v0.3-260826 Ind. B</w:t>
+      <w:t>Magpie · DV-02 — Un composant scripté qui parle à RhinoCommon · v0.4-260901 Ind. B</w:t>
     </w:r>
   </w:p>
 </w:ftr>

--- a/EXERCICES/LOT DV - Developpement et API/DV-02/DV-02_fiche.docx
+++ b/EXERCICES/LOT DV - Developpement et API/DV-02/DV-02_fiche.docx
@@ -545,7 +545,7 @@
                 <w:b w:val="0"/>
                 <w:sz w:val="19"/>
               </w:rPr>
-              <w:t>v0.4-260901 — Ind. B — 26/08/2026</w:t>
+              <w:t>v0.5-260902 — Ind. C — 01/09/2026</w:t>
             </w:r>
           </w:p>
         </w:tc>
@@ -1466,7 +1466,7 @@
         <w:color w:val="444A52"/>
         <w:sz w:val="16"/>
       </w:rPr>
-      <w:t>Magpie · DV-02 — Un composant scripté qui parle à RhinoCommon · v0.4-260901 Ind. B</w:t>
+      <w:t>Magpie · DV-02 — Un composant scripté qui parle à RhinoCommon · v0.5-260902 Ind. C</w:t>
     </w:r>
   </w:p>
 </w:ftr>

--- a/EXERCICES/LOT DV - Developpement et API/DV-02/DV-02_fiche.docx
+++ b/EXERCICES/LOT DV - Developpement et API/DV-02/DV-02_fiche.docx
@@ -1334,6 +1334,61 @@
           <w:color w:val="444A52"/>
           <w:sz w:val="22"/>
         </w:rPr>
+        <w:t>Limite de la correction automatique</w:t>
+      </w:r>
+    </w:p>
+    <w:tbl>
+      <w:tblPr>
+        <w:tblW w:type="auto" w:w="0"/>
+        <w:jc w:val="center"/>
+        <w:tblLook w:firstColumn="1" w:firstRow="1" w:lastColumn="0" w:lastRow="0" w:noHBand="0" w:noVBand="1" w:val="04A0"/>
+      </w:tblPr>
+      <w:tblGrid>
+        <w:gridCol w:w="9298"/>
+      </w:tblGrid>
+      <w:tr>
+        <w:tc>
+          <w:tcPr>
+            <w:tcW w:type="dxa" w:w="9298"/>
+            <w:shd w:val="clear" w:fill="FDF3D6"/>
+            <w:tcBorders>
+              <w:top w:val="single" w:sz="6" w:color="BFC7D1"/>
+              <w:left w:val="single" w:sz="6" w:color="BFC7D1"/>
+              <w:bottom w:val="single" w:sz="6" w:color="BFC7D1"/>
+              <w:right w:val="single" w:sz="6" w:color="BFC7D1"/>
+            </w:tcBorders>
+          </w:tcPr>
+          <w:p>
+            <w:pPr>
+              <w:spacing w:before="120" w:after="120"/>
+            </w:pPr>
+            <w:r>
+              <w:rPr>
+                <w:rFonts w:ascii="Calibri" w:hAnsi="Calibri"/>
+                <w:sz w:val="20"/>
+              </w:rPr>
+              <w:t>La longueur cumulée dépend du PAS d'échantillonnage : plus il est fin, plus les extrémités des portions se précisent. La tolérance de 5 mm en tient compte. Une mesure exacte demanderait de résoudre l'égalité rayon = 250, ce que l'exercice ne demande pas.</w:t>
+            </w:r>
+          </w:p>
+        </w:tc>
+      </w:tr>
+    </w:tbl>
+    <w:p>
+      <w:pPr>
+        <w:spacing w:after="0"/>
+      </w:pPr>
+    </w:p>
+    <w:p>
+      <w:pPr>
+        <w:spacing w:before="200" w:after="60"/>
+      </w:pPr>
+      <w:r>
+        <w:rPr>
+          <w:rFonts w:ascii="Calibri" w:hAnsi="Calibri"/>
+          <w:b/>
+          <w:color w:val="444A52"/>
+          <w:sz w:val="22"/>
+        </w:rPr>
         <w:t>Pour aller plus loin</w:t>
       </w:r>
     </w:p>
